--- a/F6_SP_Lesson_6_2013_Part_B2_Cloze_Student_Version.docx
+++ b/F6_SP_Lesson_6_2013_Part_B2_Cloze_Student_Version.docx
@@ -268,7 +268,7 @@
                 <w:b w:val="0"/>
                 <w:sz w:val="21"/>
               </w:rPr>
-              <w:t>autonomy (Line 15)</w:t>
+              <w:t>conform (Line 45)</w:t>
             </w:r>
           </w:p>
         </w:tc>
@@ -836,7 +836,7 @@
                 <w:b w:val="0"/>
                 <w:sz w:val="21"/>
               </w:rPr>
-              <w:t>An imagined perfect world; the opposite of a dystopia.</w:t>
+              <w:t>An imagined perfect world, in which everything is good.</w:t>
             </w:r>
           </w:p>
         </w:tc>
@@ -1026,7 +1026,7 @@
                 <w:b w:val="0"/>
                 <w:sz w:val="21"/>
               </w:rPr>
-              <w:t>The freedom to make your own decisions.</w:t>
+              <w:t>To behave in the same way as everyone else; to follow a fixed standard.</w:t>
             </w:r>
           </w:p>
         </w:tc>
@@ -1103,7 +1103,7 @@
                 <w:b w:val="0"/>
                 <w:sz w:val="21"/>
               </w:rPr>
-              <w:t>Demanding total obedience; allowing no personal freedom.</w:t>
+              <w:t>Demanding total obedience; allowing no personal choice.</w:t>
             </w:r>
           </w:p>
         </w:tc>
@@ -1287,7 +1287,7 @@
                 <w:b w:val="0"/>
                 <w:sz w:val="21"/>
               </w:rPr>
-              <w:t>3.  Hunt for the matching IDEA in the paragraph (the summary says “shown on TV”; the text says “televised”).</w:t>
+              <w:t>3.  Hunt for the matching IDEA in the paragraph — the summary paraphrases the text (the summary may say “today’s problems” where the text says “the dangers of some current trend”).</w:t>
             </w:r>
           </w:p>
           <w:p>
@@ -1336,7 +1336,7 @@
                 <w:b w:val="0"/>
                 <w:sz w:val="21"/>
               </w:rPr>
-              <w:t>•  ONE word per blank.  Fixed pairs like “crime rate”, “outdoor arena” and “on television” are accepted as one answer.</w:t>
+              <w:t>•  ONE word per blank — but if the text prints a fixed pair, the pair counts as one answer.</w:t>
             </w:r>
           </w:p>
           <w:p>

--- a/F6_SP_Lesson_6_2013_Part_B2_Cloze_Student_Version.docx
+++ b/F6_SP_Lesson_6_2013_Part_B2_Cloze_Student_Version.docx
@@ -1261,7 +1261,7 @@
                 <w:b w:val="0"/>
                 <w:sz w:val="21"/>
               </w:rPr>
-              <w:t>1.  Read the whole summary first, and find the paragraph named in the question (“Based on paragraph 2 …”).</w:t>
+              <w:t>1.  Read the whole summary carefully first, and find the paragraph named in the question (“Based on paragraph 2 …”).</w:t>
             </w:r>
           </w:p>
           <w:p>
@@ -1274,7 +1274,7 @@
                 <w:b w:val="0"/>
                 <w:sz w:val="21"/>
               </w:rPr>
-              <w:t>2.  Use the words AROUND the blank to decide the word class: a / an + ________ = noun · a higher ________ = comparative + noun · more ________ = adjective · was ________ by = past participle · shown ________ = adverb or preposition phrase.</w:t>
+              <w:t>2.  Use the words AROUND the blank to decide the word class: a / an + ________ = noun · more ________ = adjective · grew ________ = adverb (-ly) · would ________ = verb.</w:t>
             </w:r>
           </w:p>
           <w:p>
@@ -1287,7 +1287,7 @@
                 <w:b w:val="0"/>
                 <w:sz w:val="21"/>
               </w:rPr>
-              <w:t>3.  Hunt for the matching IDEA in the paragraph — the summary paraphrases the text (the summary may say “today’s problems” where the text says “the dangers of some current trend”).</w:t>
+              <w:t>3.  Hunt for the matching IDEA, not the summary’s own words (“asked for more space” ↔ “asked the principal for a bigger room”).</w:t>
             </w:r>
           </w:p>
           <w:p>
@@ -1300,7 +1300,7 @@
                 <w:b w:val="0"/>
                 <w:sz w:val="21"/>
               </w:rPr>
-              <w:t>4.  Copy the EXACT word from the text — then check the form (-s, -ed, -ing, -er) and the spelling.</w:t>
+              <w:t>4.  Copy the EXACT word from the text — then check the form (-s, -ed, -ing, -er, -ly) and the spelling. ONE word per blank.</w:t>
             </w:r>
           </w:p>
         </w:tc>
@@ -1337,19 +1337,6 @@
                 <w:sz w:val="21"/>
               </w:rPr>
               <w:t>•  ONE word per blank — but if the text prints a fixed pair, the pair counts as one answer.</w:t>
-            </w:r>
-          </w:p>
-          <w:p>
-            <w:pPr>
-              <w:spacing w:after="40" w:before="0" w:line="240" w:lineRule="auto"/>
-            </w:pPr>
-            <w:r>
-              <w:rPr>
-                <w:rFonts w:ascii="Calibri" w:hAnsi="Calibri"/>
-                <w:b w:val="0"/>
-                <w:sz w:val="21"/>
-              </w:rPr>
-              <w:t>•  Do not write the summary’s own word — write the word that appears in the text.</w:t>
             </w:r>
           </w:p>
           <w:p>
